--- a/nep/docx/52.content.docx
+++ b/nep/docx/52.content.docx
@@ -136,13 +136,6 @@
         <w:rPr>
           <w:lang w:val="ne_NP" w:bidi="ne_NP"/>
         </w:rPr>
-      </w:r>
-      <w:r>
-        <w:rPr>
-          <w:i/>
-          <w:lang w:val="ne_NP" w:bidi="ne_NP"/>
-        </w:rPr>
-        <w:t>१ थिसलोनिकी 1:3, १ थिसलोनिकी 1:5, १ थिसलोनिकी 1:6, १ थिसलोनिकी 1:6 (#2), १ थिसलोनिकी 1:8, १ थिसलोनिकी 1:9, १ थिसलोनिकी 1:10, १ थिसलोनिकी 1:10 (#2), १ थिसलोनिकी 2:2, १ थिसलोनिकी 2:4, १ थिसलोनिकी 2:5–6, १ थिसलोनिकी 2:7–8, १ थिसलोनिकी 2:9, १ थिसलोनिकी 2:11, १ थिसलोनिकी 2:12, १ थिसलोनिकी 2:13, १ थिसलोनिकी 2:14–16, १ थिसलोनिकी 2:17–18, १ थिसलोनिकी 2:19–20, १ थिसलोनिकी 3:1–2, १ थिसलोनिकी 3:3, १ थिसलोनिकी 3:5, १ थिसलोनिकी 3:6–7, १ थिसलोनिकी 3:8, १ थिसलोनिकी 3:10, १ थिसलोनिकी 3:12, १ थिसलोनिकी 3:13, १ थिसलोनिकी 4:1–2, १ थिसलोनिकी 4:3, १ थिसलोनिकी 4:4, १ थिसलोनिकी 4:6, १ थिसलोनिकी 4:8, १ थिसलोनिकी 4:9–10, १ थिसलोनिकी 4:11–12, १ थिसलोनिकी 4:13, १ थिसलोनिकी 4:14, १ थिसलोनिकी 4:16, १ थिसलोनिकी 4:16–17, १ थिसलोनिकी 4:17, १ थिसलोनिकी 4:18, १ थिसलोनिकी 5:2, १ थिसलोनिकी 5:3, १ थिसलोनिकी 5:4–5, १ थिसलोनिकी 5:6, १ थिसलोनिकी 5:9, १ थिसलोनिकी 5:12–13, १ थिसलोनिकी 5:15, १ थिसलोनिकी 5:18, १ थिसलोनिकी 5:20–21, १ थिसलोनिकी 5:23, १ थिसलोनिकी 5:28</w:t>
       </w:r>
       <w:r>
         <w:rPr>

--- a/nep/docx/52.content.docx
+++ b/nep/docx/52.content.docx
@@ -123,19 +123,6 @@
           <w:lang w:val="ne_NP" w:bidi="ne_NP"/>
         </w:rPr>
         <w:t>1TH</w:t>
-      </w:r>
-      <w:r>
-        <w:rPr>
-          <w:lang w:val="ne_NP" w:bidi="ne_NP"/>
-        </w:rPr>
-      </w:r>
-    </w:p>
-    <w:p>
-      <w:pPr/>
-      <w:r>
-        <w:rPr>
-          <w:lang w:val="ne_NP" w:bidi="ne_NP"/>
-        </w:rPr>
       </w:r>
       <w:r>
         <w:rPr>

--- a/nep/docx/52.content.docx
+++ b/nep/docx/52.content.docx
@@ -19,7 +19,7 @@
         <w:rPr>
           <w:lang w:val="ne_NP" w:bidi="ne_NP"/>
         </w:rPr>
-        <w:t>Resource: Translation Questions (unfoldingWord)</w:t>
+        <w:t>Resource: unfoldingWord® Translation Questions</w:t>
       </w:r>
       <w:r>
         <w:rPr>
@@ -85,7 +85,7 @@
         <w:rPr>
           <w:lang w:val="ne_NP" w:bidi="ne_NP"/>
         </w:rPr>
-        <w:t>Translation Questions (unfoldingWord)</w:t>
+        <w:t>unfoldingWord® Translation Questions</w:t>
       </w:r>
     </w:p>
     <w:p>
